--- a/Frontend_Assignment/Module 1/theory.docx
+++ b/Frontend_Assignment/Module 1/theory.docx
@@ -9,7 +9,6 @@
           <w:ilvl w:val="0"/>
           <w:numId w:val="3"/>
         </w:numPr>
-        <w:jc w:val="both"/>
         <w:rPr>
           <w:rFonts w:ascii="Times New Roman" w:hAnsi="Times New Roman" w:cs="Times New Roman"/>
           <w:b/>
@@ -22,7 +21,7 @@
           <w:b/>
           <w:sz w:val="24"/>
         </w:rPr>
-        <w:t xml:space="preserve">Define the terms: Website, Webpage, Web browser, Web server, HTML, CSS </w:t>
+        <w:t>Define the terms: Website, Webpage, Web browser, Web server, HTML, CSS</w:t>
       </w:r>
     </w:p>
     <w:p>
@@ -32,7 +31,6 @@
           <w:ilvl w:val="0"/>
           <w:numId w:val="4"/>
         </w:numPr>
-        <w:jc w:val="both"/>
         <w:rPr>
           <w:rFonts w:ascii="Times New Roman" w:hAnsi="Times New Roman" w:cs="Times New Roman"/>
           <w:sz w:val="24"/>
@@ -44,58 +42,6 @@
           <w:sz w:val="24"/>
         </w:rPr>
         <w:t>Website</w:t>
-      </w:r>
-      <w:r>
-        <w:rPr>
-          <w:rFonts w:ascii="Times New Roman" w:hAnsi="Times New Roman" w:cs="Times New Roman"/>
-          <w:sz w:val="24"/>
-        </w:rPr>
-        <w:t xml:space="preserve"> </w:t>
-      </w:r>
-    </w:p>
-    <w:p>
-      <w:pPr>
-        <w:ind w:left="1800"/>
-        <w:jc w:val="both"/>
-        <w:rPr>
-          <w:rStyle w:val="bzpyqfadein"/>
-          <w:rFonts w:ascii="Times New Roman" w:hAnsi="Times New Roman" w:cs="Times New Roman"/>
-          <w:sz w:val="24"/>
-        </w:rPr>
-      </w:pPr>
-      <w:r>
-        <w:rPr>
-          <w:rStyle w:val="bzpyqfadein"/>
-        </w:rPr>
-        <w:t xml:space="preserve">A </w:t>
-      </w:r>
-      <w:r>
-        <w:rPr>
-          <w:rStyle w:val="bzpyqfadein"/>
-          <w:b/>
-          <w:bCs/>
-        </w:rPr>
-        <w:t>Website</w:t>
-      </w:r>
-      <w:r>
-        <w:rPr>
-          <w:rStyle w:val="bzpyqfadein"/>
-        </w:rPr>
-        <w:t xml:space="preserve"> is a collection of related </w:t>
-      </w:r>
-      <w:r>
-        <w:rPr>
-          <w:rStyle w:val="bzpyqfadein"/>
-          <w:b/>
-          <w:bCs/>
-        </w:rPr>
-        <w:t>webpages</w:t>
-      </w:r>
-      <w:r>
-        <w:rPr>
-          <w:rStyle w:val="bzpyqfadein"/>
-        </w:rPr>
-        <w:t xml:space="preserve"> that are stored on a web server and accessed through the internet using a domain name.</w:t>
       </w:r>
     </w:p>
     <w:p>
@@ -103,63 +49,9 @@
         <w:pStyle w:val="ListParagraph"/>
         <w:numPr>
           <w:ilvl w:val="0"/>
-          <w:numId w:val="8"/>
+          <w:numId w:val="11"/>
         </w:numPr>
-        <w:jc w:val="both"/>
-        <w:rPr>
-          <w:rStyle w:val="bzpyqfadein"/>
-        </w:rPr>
-      </w:pPr>
-      <w:r>
-        <w:rPr>
-          <w:rStyle w:val="bzpyqfadein"/>
-        </w:rPr>
-        <w:t xml:space="preserve">A website contains multiple pages such as </w:t>
-      </w:r>
-      <w:r>
-        <w:rPr>
-          <w:rStyle w:val="bzpyqfadein"/>
-          <w:b/>
-          <w:bCs/>
-        </w:rPr>
-        <w:t>Home, About, Contact, Services, Blog</w:t>
-      </w:r>
-      <w:r>
-        <w:rPr>
-          <w:rStyle w:val="bzpyqfadein"/>
-        </w:rPr>
-        <w:t>, etc.</w:t>
-      </w:r>
-    </w:p>
-    <w:p>
-      <w:pPr>
-        <w:pStyle w:val="ListParagraph"/>
-        <w:numPr>
-          <w:ilvl w:val="0"/>
-          <w:numId w:val="8"/>
-        </w:numPr>
-        <w:jc w:val="both"/>
-        <w:rPr>
-          <w:rStyle w:val="bzpyqfadein"/>
-        </w:rPr>
-      </w:pPr>
-      <w:r>
-        <w:rPr>
-          <w:rStyle w:val="bzpyqfadein"/>
-        </w:rPr>
-        <w:t>All pages are connected through links (hyperlinks).</w:t>
-      </w:r>
-    </w:p>
-    <w:p>
-      <w:pPr>
-        <w:pStyle w:val="ListParagraph"/>
-        <w:numPr>
-          <w:ilvl w:val="0"/>
-          <w:numId w:val="8"/>
-        </w:numPr>
-        <w:jc w:val="both"/>
-        <w:rPr>
-          <w:rStyle w:val="bzpyqfadein"/>
+        <w:rPr>
           <w:rFonts w:ascii="Times New Roman" w:hAnsi="Times New Roman" w:cs="Times New Roman"/>
           <w:sz w:val="24"/>
         </w:rPr>
@@ -168,152 +60,46 @@
         <w:rPr>
           <w:rStyle w:val="bzpyqfadein"/>
         </w:rPr>
-        <w:t>Websites are used to share information, services, products, or entertainment.</w:t>
-      </w:r>
-    </w:p>
-    <w:p>
-      <w:pPr>
-        <w:pStyle w:val="ListParagraph"/>
-        <w:numPr>
-          <w:ilvl w:val="0"/>
-          <w:numId w:val="8"/>
-        </w:numPr>
-        <w:jc w:val="both"/>
-        <w:rPr>
-          <w:rFonts w:ascii="Times New Roman" w:hAnsi="Times New Roman" w:cs="Times New Roman"/>
-          <w:sz w:val="24"/>
-        </w:rPr>
-      </w:pPr>
-      <w:r>
-        <w:t>Example</w:t>
-      </w:r>
-    </w:p>
-    <w:p>
-      <w:pPr>
-        <w:pStyle w:val="ListParagraph"/>
-        <w:numPr>
-          <w:ilvl w:val="0"/>
-          <w:numId w:val="9"/>
-        </w:numPr>
-        <w:jc w:val="both"/>
-        <w:rPr>
-          <w:rStyle w:val="bzpyqfadein"/>
-        </w:rPr>
-      </w:pPr>
-      <w:r>
-        <w:rPr>
-          <w:rStyle w:val="bzpyqfadein"/>
-        </w:rPr>
-        <w:t>Educational websites</w:t>
-      </w:r>
-    </w:p>
-    <w:p>
-      <w:pPr>
-        <w:pStyle w:val="ListParagraph"/>
-        <w:numPr>
-          <w:ilvl w:val="0"/>
-          <w:numId w:val="9"/>
-        </w:numPr>
-        <w:jc w:val="both"/>
-        <w:rPr>
-          <w:rStyle w:val="bzpyqfadein"/>
-        </w:rPr>
-      </w:pPr>
-      <w:r>
-        <w:rPr>
-          <w:rStyle w:val="bzpyqfadein"/>
-        </w:rPr>
-        <w:t>e-commerce sites</w:t>
-      </w:r>
-    </w:p>
-    <w:p>
-      <w:pPr>
-        <w:pStyle w:val="ListParagraph"/>
-        <w:numPr>
-          <w:ilvl w:val="0"/>
-          <w:numId w:val="9"/>
-        </w:numPr>
-        <w:jc w:val="both"/>
-        <w:rPr>
-          <w:rStyle w:val="bzpyqfadein"/>
-        </w:rPr>
-      </w:pPr>
-      <w:r>
-        <w:rPr>
-          <w:rStyle w:val="bzpyqfadein"/>
-        </w:rPr>
-        <w:t>blogs</w:t>
-      </w:r>
-    </w:p>
-    <w:p>
-      <w:pPr>
-        <w:pStyle w:val="ListParagraph"/>
-        <w:numPr>
-          <w:ilvl w:val="0"/>
-          <w:numId w:val="9"/>
-        </w:numPr>
-        <w:jc w:val="both"/>
-        <w:rPr>
-          <w:rStyle w:val="bzpyqfadein"/>
-          <w:rFonts w:ascii="Times New Roman" w:hAnsi="Times New Roman" w:cs="Times New Roman"/>
-          <w:sz w:val="24"/>
-        </w:rPr>
-      </w:pPr>
-      <w:r>
-        <w:rPr>
-          <w:rStyle w:val="bzpyqfadein"/>
-        </w:rPr>
-        <w:t>Social</w:t>
-      </w:r>
-      <w:r>
-        <w:rPr>
-          <w:rStyle w:val="bzpyqfadein"/>
-        </w:rPr>
-        <w:t xml:space="preserve"> media platforms.</w:t>
-      </w:r>
-    </w:p>
-    <w:p>
-      <w:pPr>
-        <w:ind w:left="1440" w:firstLine="720"/>
-        <w:jc w:val="both"/>
-        <w:rPr>
-          <w:rFonts w:ascii="Times New Roman" w:hAnsi="Times New Roman" w:cs="Times New Roman"/>
-          <w:sz w:val="24"/>
-        </w:rPr>
-      </w:pPr>
-      <w:r>
-        <w:rPr>
-          <w:rStyle w:val="bzpyqfadein"/>
-        </w:rPr>
-        <w:t xml:space="preserve">  </w:t>
-      </w:r>
-      <w:r>
-        <w:rPr>
-          <w:rStyle w:val="bzpyqfadein"/>
-        </w:rPr>
-        <w:t xml:space="preserve">A website is like a </w:t>
-      </w:r>
-      <w:r>
-        <w:rPr>
-          <w:rStyle w:val="bzpyqfadein"/>
-          <w:b/>
-          <w:bCs/>
-        </w:rPr>
-        <w:t>digital book</w:t>
-      </w:r>
-      <w:r>
-        <w:rPr>
-          <w:rStyle w:val="bzpyqfadein"/>
-        </w:rPr>
-        <w:t xml:space="preserve">, and each webpage is a </w:t>
-      </w:r>
-      <w:r>
-        <w:rPr>
-          <w:rStyle w:val="bzpyqfadein"/>
-          <w:b/>
-          <w:bCs/>
-        </w:rPr>
-        <w:t>page of that book</w:t>
+        <w:t xml:space="preserve">A web browser is a software application used to access and display websites on the </w:t>
+      </w:r>
+      <w:r>
+        <w:rPr>
+          <w:rStyle w:val="bzpyqfadein"/>
+        </w:rPr>
+        <w:t>internet. It</w:t>
+      </w:r>
+      <w:r>
+        <w:rPr>
+          <w:rStyle w:val="bzpyqfadein"/>
+        </w:rPr>
+        <w:t xml:space="preserve"> retrieves information from web servers and shows webpages to users.</w:t>
+      </w:r>
+      <w:r>
+        <w:br/>
+      </w:r>
+      <w:r>
+        <w:rPr>
+          <w:rStyle w:val="bzpyqfadein"/>
+        </w:rPr>
+        <w:t xml:space="preserve">Examples: </w:t>
+      </w:r>
+      <w:r>
+        <w:rPr>
+          <w:rStyle w:val="whitespace-normal"/>
+        </w:rPr>
+        <w:t>Google Chrome</w:t>
+      </w:r>
+      <w:r>
+        <w:rPr>
+          <w:rStyle w:val="bzpyqfadein"/>
+        </w:rPr>
+        <w:t xml:space="preserve">, </w:t>
+      </w:r>
+      <w:r>
+        <w:rPr>
+          <w:rStyle w:val="whitespace-normal"/>
+        </w:rPr>
+        <w:t>Mozilla Firefox</w:t>
       </w:r>
       <w:r>
         <w:rPr>
@@ -329,7 +115,6 @@
           <w:ilvl w:val="0"/>
           <w:numId w:val="4"/>
         </w:numPr>
-        <w:jc w:val="both"/>
         <w:rPr>
           <w:rFonts w:ascii="Times New Roman" w:hAnsi="Times New Roman" w:cs="Times New Roman"/>
           <w:sz w:val="24"/>
@@ -341,41 +126,6 @@
           <w:sz w:val="24"/>
         </w:rPr>
         <w:t>Webpage</w:t>
-      </w:r>
-    </w:p>
-    <w:p>
-      <w:pPr>
-        <w:ind w:left="1440"/>
-        <w:jc w:val="both"/>
-        <w:rPr>
-          <w:rStyle w:val="bzpyqfadein"/>
-        </w:rPr>
-      </w:pPr>
-      <w:r>
-        <w:rPr>
-          <w:rStyle w:val="bzpyqfadein"/>
-        </w:rPr>
-        <w:t xml:space="preserve">      </w:t>
-      </w:r>
-      <w:r>
-        <w:rPr>
-          <w:rStyle w:val="bzpyqfadein"/>
-        </w:rPr>
-        <w:t xml:space="preserve">A </w:t>
-      </w:r>
-      <w:r>
-        <w:rPr>
-          <w:rStyle w:val="bzpyqfadein"/>
-          <w:b/>
-          <w:bCs/>
-        </w:rPr>
-        <w:t>Webpage</w:t>
-      </w:r>
-      <w:r>
-        <w:rPr>
-          <w:rStyle w:val="bzpyqfadein"/>
-        </w:rPr>
-        <w:t xml:space="preserve"> is a single document on the internet that is displayed in a web browser.</w:t>
       </w:r>
     </w:p>
     <w:p>
@@ -383,91 +133,9 @@
         <w:pStyle w:val="ListParagraph"/>
         <w:numPr>
           <w:ilvl w:val="0"/>
-          <w:numId w:val="8"/>
+          <w:numId w:val="11"/>
         </w:numPr>
-        <w:jc w:val="both"/>
-        <w:rPr>
-          <w:rStyle w:val="bzpyqfadein"/>
-        </w:rPr>
-      </w:pPr>
-      <w:r>
-        <w:rPr>
-          <w:rStyle w:val="bzpyqfadein"/>
-        </w:rPr>
-        <w:t xml:space="preserve">It is usually written in </w:t>
-      </w:r>
-      <w:r>
-        <w:rPr>
-          <w:rStyle w:val="bzpyqfadein"/>
-          <w:b/>
-          <w:bCs/>
-        </w:rPr>
-        <w:t>HTML</w:t>
-      </w:r>
-      <w:r>
-        <w:rPr>
-          <w:rStyle w:val="bzpyqfadein"/>
-        </w:rPr>
-        <w:t xml:space="preserve"> and may use </w:t>
-      </w:r>
-      <w:r>
-        <w:rPr>
-          <w:rStyle w:val="bzpyqfadein"/>
-          <w:b/>
-          <w:bCs/>
-        </w:rPr>
-        <w:t>CSS and JavaScript</w:t>
-      </w:r>
-      <w:r>
-        <w:rPr>
-          <w:rStyle w:val="bzpyqfadein"/>
-        </w:rPr>
-        <w:t>.</w:t>
-      </w:r>
-    </w:p>
-    <w:p>
-      <w:pPr>
-        <w:pStyle w:val="ListParagraph"/>
-        <w:numPr>
-          <w:ilvl w:val="0"/>
-          <w:numId w:val="8"/>
-        </w:numPr>
-        <w:jc w:val="both"/>
-        <w:rPr>
-          <w:rStyle w:val="bzpyqfadein"/>
-        </w:rPr>
-      </w:pPr>
-      <w:r>
-        <w:rPr>
-          <w:rStyle w:val="bzpyqfadein"/>
-        </w:rPr>
-        <w:t xml:space="preserve">Each webpage has its own </w:t>
-      </w:r>
-      <w:r>
-        <w:rPr>
-          <w:rStyle w:val="bzpyqfadein"/>
-          <w:b/>
-          <w:bCs/>
-        </w:rPr>
-        <w:t>URL (Uniform Resource Locator)</w:t>
-      </w:r>
-      <w:r>
-        <w:rPr>
-          <w:rStyle w:val="bzpyqfadein"/>
-        </w:rPr>
-        <w:t>.</w:t>
-      </w:r>
-    </w:p>
-    <w:p>
-      <w:pPr>
-        <w:pStyle w:val="ListParagraph"/>
-        <w:numPr>
-          <w:ilvl w:val="0"/>
-          <w:numId w:val="8"/>
-        </w:numPr>
-        <w:jc w:val="both"/>
-        <w:rPr>
-          <w:rStyle w:val="bzpyqfadein"/>
+        <w:rPr>
           <w:rFonts w:ascii="Times New Roman" w:hAnsi="Times New Roman" w:cs="Times New Roman"/>
           <w:sz w:val="24"/>
         </w:rPr>
@@ -476,60 +144,26 @@
         <w:rPr>
           <w:rStyle w:val="bzpyqfadein"/>
         </w:rPr>
-        <w:t xml:space="preserve">Webpages can contain </w:t>
-      </w:r>
-      <w:r>
-        <w:rPr>
-          <w:rStyle w:val="bzpyqfadein"/>
-          <w:b/>
-          <w:bCs/>
-        </w:rPr>
-        <w:t>text, images, videos, links, forms, and graphics</w:t>
-      </w:r>
-      <w:r>
-        <w:rPr>
-          <w:rStyle w:val="bzpyqfadein"/>
-        </w:rPr>
-        <w:t>.</w:t>
-      </w:r>
-    </w:p>
-    <w:p>
-      <w:pPr>
-        <w:pStyle w:val="ListParagraph"/>
-        <w:numPr>
-          <w:ilvl w:val="0"/>
-          <w:numId w:val="8"/>
-        </w:numPr>
-        <w:jc w:val="both"/>
-        <w:rPr>
-          <w:rFonts w:ascii="Times New Roman" w:hAnsi="Times New Roman" w:cs="Times New Roman"/>
-          <w:sz w:val="24"/>
-        </w:rPr>
-      </w:pPr>
-      <w:r>
-        <w:t>Example</w:t>
-      </w:r>
-    </w:p>
-    <w:p>
-      <w:pPr>
-        <w:pStyle w:val="ListParagraph"/>
-        <w:numPr>
-          <w:ilvl w:val="0"/>
-          <w:numId w:val="9"/>
-        </w:numPr>
-        <w:jc w:val="both"/>
-        <w:rPr>
-          <w:rStyle w:val="bzpyqfadein"/>
-        </w:rPr>
-      </w:pPr>
-      <w:r>
-        <w:rPr>
-          <w:rStyle w:val="bzpyqfadein"/>
-        </w:rPr>
-        <w:t>The page you open when reading an article or viewing a product online.</w:t>
-      </w:r>
-      <w:bookmarkStart w:id="0" w:name="_GoBack"/>
-      <w:bookmarkEnd w:id="0"/>
+        <w:t>A webpage is a single document on the internet that is displayed in a web browser.</w:t>
+      </w:r>
+      <w:r>
+        <w:br/>
+      </w:r>
+      <w:r>
+        <w:rPr>
+          <w:rStyle w:val="bzpyqfadein"/>
+        </w:rPr>
+        <w:t>It is usually created using HTML and may include CSS and JavaScript.</w:t>
+      </w:r>
+      <w:r>
+        <w:br/>
+      </w:r>
+      <w:r>
+        <w:rPr>
+          <w:rStyle w:val="bzpyqfadein"/>
+        </w:rPr>
+        <w:t>Each webpage has a unique URL.</w:t>
+      </w:r>
     </w:p>
     <w:p>
       <w:pPr>
@@ -538,7 +172,6 @@
           <w:ilvl w:val="0"/>
           <w:numId w:val="4"/>
         </w:numPr>
-        <w:jc w:val="both"/>
         <w:rPr>
           <w:rFonts w:ascii="Times New Roman" w:hAnsi="Times New Roman" w:cs="Times New Roman"/>
           <w:sz w:val="24"/>
@@ -550,6 +183,67 @@
           <w:sz w:val="24"/>
         </w:rPr>
         <w:t>Web browser</w:t>
+      </w:r>
+    </w:p>
+    <w:p>
+      <w:pPr>
+        <w:pStyle w:val="ListParagraph"/>
+        <w:numPr>
+          <w:ilvl w:val="0"/>
+          <w:numId w:val="11"/>
+        </w:numPr>
+        <w:rPr>
+          <w:rFonts w:ascii="Times New Roman" w:hAnsi="Times New Roman" w:cs="Times New Roman"/>
+          <w:sz w:val="24"/>
+        </w:rPr>
+      </w:pPr>
+      <w:r>
+        <w:rPr>
+          <w:rStyle w:val="bzpyqfadein"/>
+        </w:rPr>
+        <w:t>A web server is a computer or software that stores and delivers webpages to users through the internet.</w:t>
+      </w:r>
+      <w:r>
+        <w:br/>
+      </w:r>
+      <w:r>
+        <w:rPr>
+          <w:rStyle w:val="bzpyqfadein"/>
+        </w:rPr>
+        <w:t>It processes requests from web browsers and sends the requested webpages.</w:t>
+      </w:r>
+      <w:r>
+        <w:br/>
+      </w:r>
+      <w:r>
+        <w:rPr>
+          <w:rStyle w:val="bzpyqfadein"/>
+        </w:rPr>
+        <w:t xml:space="preserve">Examples: </w:t>
+      </w:r>
+      <w:r>
+        <w:rPr>
+          <w:rStyle w:val="whitespace-normal"/>
+        </w:rPr>
+        <w:t>Apache HTTP Server</w:t>
+      </w:r>
+      <w:r>
+        <w:rPr>
+          <w:rStyle w:val="bzpyqfadein"/>
+        </w:rPr>
+        <w:t xml:space="preserve">, </w:t>
+      </w:r>
+      <w:r>
+        <w:rPr>
+          <w:rStyle w:val="whitespace-normal"/>
+        </w:rPr>
+        <w:t>Nginx</w:t>
+      </w:r>
+      <w:r>
+        <w:rPr>
+          <w:rStyle w:val="bzpyqfadein"/>
+        </w:rPr>
+        <w:t>.</w:t>
       </w:r>
     </w:p>
     <w:p>
@@ -559,7 +253,6 @@
           <w:ilvl w:val="0"/>
           <w:numId w:val="4"/>
         </w:numPr>
-        <w:jc w:val="both"/>
         <w:rPr>
           <w:rFonts w:ascii="Times New Roman" w:hAnsi="Times New Roman" w:cs="Times New Roman"/>
           <w:sz w:val="24"/>
@@ -571,6 +264,61 @@
           <w:sz w:val="24"/>
         </w:rPr>
         <w:t>Web server</w:t>
+      </w:r>
+    </w:p>
+    <w:p>
+      <w:pPr>
+        <w:pStyle w:val="ListParagraph"/>
+        <w:numPr>
+          <w:ilvl w:val="0"/>
+          <w:numId w:val="11"/>
+        </w:numPr>
+        <w:rPr>
+          <w:rFonts w:ascii="Times New Roman" w:hAnsi="Times New Roman" w:cs="Times New Roman"/>
+          <w:sz w:val="24"/>
+        </w:rPr>
+      </w:pPr>
+      <w:r>
+        <w:rPr>
+          <w:rStyle w:val="bzpyqfadein"/>
+        </w:rPr>
+        <w:t>A web server is a computer or software that stores and delivers webpages to users over the internet.</w:t>
+      </w:r>
+      <w:r>
+        <w:br/>
+      </w:r>
+      <w:r>
+        <w:rPr>
+          <w:rStyle w:val="bzpyqfadein"/>
+        </w:rPr>
+        <w:t>It receives requests from web browsers and sends the requested webpages.</w:t>
+      </w:r>
+      <w:r>
+        <w:br/>
+      </w:r>
+      <w:r>
+        <w:rPr>
+          <w:rStyle w:val="bzpyqfadein"/>
+        </w:rPr>
+        <w:t xml:space="preserve">Examples: </w:t>
+      </w:r>
+      <w:r>
+        <w:rPr>
+          <w:rStyle w:val="whitespace-normal"/>
+        </w:rPr>
+        <w:t>Apache HTTP Server</w:t>
+      </w:r>
+      <w:r>
+        <w:rPr>
+          <w:rStyle w:val="bzpyqfadein"/>
+        </w:rPr>
+        <w:t xml:space="preserve">, </w:t>
+      </w:r>
+      <w:r>
+        <w:rPr>
+          <w:rStyle w:val="whitespace-normal"/>
+        </w:rPr>
+        <w:t>Nginx</w:t>
       </w:r>
     </w:p>
     <w:p>
@@ -580,7 +328,6 @@
           <w:ilvl w:val="0"/>
           <w:numId w:val="4"/>
         </w:numPr>
-        <w:jc w:val="both"/>
         <w:rPr>
           <w:rFonts w:ascii="Times New Roman" w:hAnsi="Times New Roman" w:cs="Times New Roman"/>
           <w:sz w:val="24"/>
@@ -592,6 +339,67 @@
           <w:sz w:val="24"/>
         </w:rPr>
         <w:t>HTML</w:t>
+      </w:r>
+    </w:p>
+    <w:p>
+      <w:pPr>
+        <w:pStyle w:val="ListParagraph"/>
+        <w:numPr>
+          <w:ilvl w:val="0"/>
+          <w:numId w:val="11"/>
+        </w:numPr>
+        <w:rPr>
+          <w:rFonts w:ascii="Times New Roman" w:hAnsi="Times New Roman" w:cs="Times New Roman"/>
+          <w:sz w:val="24"/>
+        </w:rPr>
+      </w:pPr>
+      <w:r>
+        <w:rPr>
+          <w:rStyle w:val="bzpyqfadein"/>
+        </w:rPr>
+        <w:t>HTML (</w:t>
+      </w:r>
+      <w:r>
+        <w:rPr>
+          <w:rStyle w:val="bzpyqfadein"/>
+        </w:rPr>
+        <w:t>Hypertext</w:t>
+      </w:r>
+      <w:r>
+        <w:rPr>
+          <w:rStyle w:val="bzpyqfadein"/>
+        </w:rPr>
+        <w:t xml:space="preserve"> </w:t>
+      </w:r>
+      <w:r>
+        <w:rPr>
+          <w:rStyle w:val="bzpyqfadein"/>
+        </w:rPr>
+        <w:t>Mark-up</w:t>
+      </w:r>
+      <w:r>
+        <w:rPr>
+          <w:rStyle w:val="bzpyqfadein"/>
+        </w:rPr>
+        <w:t xml:space="preserve"> Language) is the standard language used to create the structure of webpages.</w:t>
+      </w:r>
+      <w:r>
+        <w:br/>
+      </w:r>
+      <w:r>
+        <w:rPr>
+          <w:rStyle w:val="bzpyqfadein"/>
+        </w:rPr>
+        <w:t>It uses tags to organize content such as text, images, and links.</w:t>
+      </w:r>
+      <w:r>
+        <w:br/>
+      </w:r>
+      <w:r>
+        <w:rPr>
+          <w:rStyle w:val="bzpyqfadein"/>
+        </w:rPr>
+        <w:t>It is the basic building block of all websites.</w:t>
       </w:r>
     </w:p>
     <w:p>
@@ -601,7 +409,6 @@
           <w:ilvl w:val="0"/>
           <w:numId w:val="4"/>
         </w:numPr>
-        <w:jc w:val="both"/>
         <w:rPr>
           <w:rFonts w:ascii="Times New Roman" w:hAnsi="Times New Roman" w:cs="Times New Roman"/>
           <w:sz w:val="24"/>
@@ -618,7 +425,57 @@
     <w:p>
       <w:pPr>
         <w:pStyle w:val="ListParagraph"/>
-        <w:jc w:val="both"/>
+        <w:numPr>
+          <w:ilvl w:val="0"/>
+          <w:numId w:val="11"/>
+        </w:numPr>
+        <w:rPr>
+          <w:rFonts w:ascii="Times New Roman" w:hAnsi="Times New Roman" w:cs="Times New Roman"/>
+          <w:sz w:val="24"/>
+        </w:rPr>
+      </w:pPr>
+      <w:r>
+        <w:rPr>
+          <w:rStyle w:val="bzpyqfadein"/>
+        </w:rPr>
+        <w:t>CSS (Cascading Style Sheets) is used to style and design webpages.</w:t>
+      </w:r>
+      <w:r>
+        <w:br/>
+      </w:r>
+      <w:r>
+        <w:rPr>
+          <w:rStyle w:val="bzpyqfadein"/>
+        </w:rPr>
+        <w:t xml:space="preserve">It controls </w:t>
+      </w:r>
+      <w:r>
+        <w:rPr>
+          <w:rStyle w:val="bzpyqfadein"/>
+        </w:rPr>
+        <w:t>colours</w:t>
+      </w:r>
+      <w:bookmarkStart w:id="0" w:name="_GoBack"/>
+      <w:bookmarkEnd w:id="0"/>
+      <w:r>
+        <w:rPr>
+          <w:rStyle w:val="bzpyqfadein"/>
+        </w:rPr>
+        <w:t>, fonts, spacing, and layout of HTML elements.</w:t>
+      </w:r>
+      <w:r>
+        <w:br/>
+      </w:r>
+      <w:r>
+        <w:rPr>
+          <w:rStyle w:val="bzpyqfadein"/>
+        </w:rPr>
+        <w:t>CSS makes webpages visually attractive and responsive.</w:t>
+      </w:r>
+    </w:p>
+    <w:p>
+      <w:pPr>
+        <w:pStyle w:val="ListParagraph"/>
         <w:rPr>
           <w:rFonts w:ascii="Times New Roman" w:hAnsi="Times New Roman" w:cs="Times New Roman"/>
           <w:b/>
@@ -873,7 +730,7 @@
   <w:abstractNum w:abstractNumId="2" w15:restartNumberingAfterBreak="0">
     <w:nsid w:val="0FE61DA8"/>
     <w:multiLevelType w:val="hybridMultilevel"/>
-    <w:tmpl w:val="FCFE2646"/>
+    <w:tmpl w:val="6BE80DE6"/>
     <w:lvl w:ilvl="0" w:tplc="40090001">
       <w:start w:val="1"/>
       <w:numFmt w:val="bullet"/>
@@ -1669,6 +1526,119 @@
       <w:start w:val="1"/>
       <w:numFmt w:val="bullet"/>
       <w:lvlText w:val=""/>
+      <w:lvlJc w:val="left"/>
+      <w:pPr>
+        <w:ind w:left="2160" w:hanging="360"/>
+      </w:pPr>
+      <w:rPr>
+        <w:rFonts w:ascii="Wingdings" w:hAnsi="Wingdings" w:hint="default"/>
+      </w:rPr>
+    </w:lvl>
+    <w:lvl w:ilvl="1" w:tplc="40090003" w:tentative="1">
+      <w:start w:val="1"/>
+      <w:numFmt w:val="bullet"/>
+      <w:lvlText w:val="o"/>
+      <w:lvlJc w:val="left"/>
+      <w:pPr>
+        <w:ind w:left="2880" w:hanging="360"/>
+      </w:pPr>
+      <w:rPr>
+        <w:rFonts w:ascii="Courier New" w:hAnsi="Courier New" w:cs="Courier New" w:hint="default"/>
+      </w:rPr>
+    </w:lvl>
+    <w:lvl w:ilvl="2" w:tplc="40090005" w:tentative="1">
+      <w:start w:val="1"/>
+      <w:numFmt w:val="bullet"/>
+      <w:lvlText w:val=""/>
+      <w:lvlJc w:val="left"/>
+      <w:pPr>
+        <w:ind w:left="3600" w:hanging="360"/>
+      </w:pPr>
+      <w:rPr>
+        <w:rFonts w:ascii="Wingdings" w:hAnsi="Wingdings" w:hint="default"/>
+      </w:rPr>
+    </w:lvl>
+    <w:lvl w:ilvl="3" w:tplc="40090001" w:tentative="1">
+      <w:start w:val="1"/>
+      <w:numFmt w:val="bullet"/>
+      <w:lvlText w:val=""/>
+      <w:lvlJc w:val="left"/>
+      <w:pPr>
+        <w:ind w:left="4320" w:hanging="360"/>
+      </w:pPr>
+      <w:rPr>
+        <w:rFonts w:ascii="Symbol" w:hAnsi="Symbol" w:hint="default"/>
+      </w:rPr>
+    </w:lvl>
+    <w:lvl w:ilvl="4" w:tplc="40090003" w:tentative="1">
+      <w:start w:val="1"/>
+      <w:numFmt w:val="bullet"/>
+      <w:lvlText w:val="o"/>
+      <w:lvlJc w:val="left"/>
+      <w:pPr>
+        <w:ind w:left="5040" w:hanging="360"/>
+      </w:pPr>
+      <w:rPr>
+        <w:rFonts w:ascii="Courier New" w:hAnsi="Courier New" w:cs="Courier New" w:hint="default"/>
+      </w:rPr>
+    </w:lvl>
+    <w:lvl w:ilvl="5" w:tplc="40090005" w:tentative="1">
+      <w:start w:val="1"/>
+      <w:numFmt w:val="bullet"/>
+      <w:lvlText w:val=""/>
+      <w:lvlJc w:val="left"/>
+      <w:pPr>
+        <w:ind w:left="5760" w:hanging="360"/>
+      </w:pPr>
+      <w:rPr>
+        <w:rFonts w:ascii="Wingdings" w:hAnsi="Wingdings" w:hint="default"/>
+      </w:rPr>
+    </w:lvl>
+    <w:lvl w:ilvl="6" w:tplc="40090001" w:tentative="1">
+      <w:start w:val="1"/>
+      <w:numFmt w:val="bullet"/>
+      <w:lvlText w:val=""/>
+      <w:lvlJc w:val="left"/>
+      <w:pPr>
+        <w:ind w:left="6480" w:hanging="360"/>
+      </w:pPr>
+      <w:rPr>
+        <w:rFonts w:ascii="Symbol" w:hAnsi="Symbol" w:hint="default"/>
+      </w:rPr>
+    </w:lvl>
+    <w:lvl w:ilvl="7" w:tplc="40090003" w:tentative="1">
+      <w:start w:val="1"/>
+      <w:numFmt w:val="bullet"/>
+      <w:lvlText w:val="o"/>
+      <w:lvlJc w:val="left"/>
+      <w:pPr>
+        <w:ind w:left="7200" w:hanging="360"/>
+      </w:pPr>
+      <w:rPr>
+        <w:rFonts w:ascii="Courier New" w:hAnsi="Courier New" w:cs="Courier New" w:hint="default"/>
+      </w:rPr>
+    </w:lvl>
+    <w:lvl w:ilvl="8" w:tplc="40090005" w:tentative="1">
+      <w:start w:val="1"/>
+      <w:numFmt w:val="bullet"/>
+      <w:lvlText w:val=""/>
+      <w:lvlJc w:val="left"/>
+      <w:pPr>
+        <w:ind w:left="7920" w:hanging="360"/>
+      </w:pPr>
+      <w:rPr>
+        <w:rFonts w:ascii="Wingdings" w:hAnsi="Wingdings" w:hint="default"/>
+      </w:rPr>
+    </w:lvl>
+  </w:abstractNum>
+  <w:abstractNum w:abstractNumId="10" w15:restartNumberingAfterBreak="0">
+    <w:nsid w:val="713B3D8F"/>
+    <w:multiLevelType w:val="hybridMultilevel"/>
+    <w:tmpl w:val="98E887EE"/>
+    <w:lvl w:ilvl="0" w:tplc="4009000D">
+      <w:start w:val="1"/>
+      <w:numFmt w:val="bullet"/>
+      <w:lvlText w:val=""/>
       <w:lvlJc w:val="left"/>
       <w:pPr>
         <w:ind w:left="2160" w:hanging="360"/>
@@ -1803,6 +1773,9 @@
   </w:num>
   <w:num w:numId="10">
     <w:abstractNumId w:val="7"/>
+  </w:num>
+  <w:num w:numId="11">
+    <w:abstractNumId w:val="10"/>
   </w:num>
 </w:numbering>
 </file>
@@ -2260,6 +2233,11 @@
       <w:lang w:eastAsia="en-IN"/>
     </w:rPr>
   </w:style>
+  <w:style w:type="character" w:customStyle="1" w:styleId="whitespace-normal">
+    <w:name w:val="whitespace-normal"/>
+    <w:basedOn w:val="DefaultParagraphFont"/>
+    <w:rsid w:val="00272652"/>
+  </w:style>
 </w:styles>
 </file>
 
